--- a/pathway-orientation/docs/pilot-plan.docx
+++ b/pathway-orientation/docs/pilot-plan.docx
@@ -31,7 +31,7 @@
           <w:sz w:val="22"/>
           <w:szCs w:val="22"/>
         </w:rPr>
-        <w:t xml:space="preserve">Pathway Orientation — for piloting the workbook in real classrooms before CDC submission</w:t>
+        <w:t xml:space="preserve">Pathway Orientation: for piloting the workbook in real classrooms before CDC submission</w:t>
       </w:r>
     </w:p>
     <w:tbl>
@@ -108,7 +108,7 @@
                 <w:sz w:val="18"/>
                 <w:szCs w:val="18"/>
               </w:rPr>
-              <w:t xml:space="preserve">Pilot Plan &amp; Feedback Toolkit — Pathway Orientation</w:t>
+              <w:t xml:space="preserve">Pilot Plan &amp; Feedback Toolkit: Pathway Orientation</w:t>
             </w:r>
           </w:p>
         </w:tc>
@@ -297,7 +297,7 @@
                 <w:sz w:val="18"/>
                 <w:szCs w:val="18"/>
               </w:rPr>
-              <w:t xml:space="preserve">TOOLKIT ONLY — no pilot has been run yet. This document has not been used in a real school.</w:t>
+              <w:t xml:space="preserve">TOOLKIT ONLY: no pilot has been run yet. This document has not been used in a real school.</w:t>
             </w:r>
           </w:p>
         </w:tc>
@@ -423,7 +423,7 @@
                 <w:sz w:val="18"/>
                 <w:szCs w:val="18"/>
               </w:rPr>
-              <w:t xml:space="preserve">14 September 2026</w:t>
+              <w:t xml:space="preserve">16 September 2026</w:t>
             </w:r>
           </w:p>
         </w:tc>
@@ -464,7 +464,7 @@
           <w:sz w:val="21"/>
           <w:szCs w:val="21"/>
         </w:rPr>
-        <w:t xml:space="preserve">Every other document in this submission package was written and designed without yet being tested on a real class. A pilot is what turns “we designed this carefully” into “we tried this with real Form 3/4 learners and here is what happened” — the kind of evidence a curriculum body will expect to see, and the only reliable way to catch problems that only show up with real learners: timing that runs long, wording that confuses, or a sensitive situation the facilitator's guide didn't anticipate.</w:t>
+        <w:t xml:space="preserve">Every other document in this submission package was written and designed without yet being tested on a real class. A pilot is what turns “we designed this carefully” into “we tried this with real Form 3/4 learners and here is what happened”, the kind of evidence a curriculum body will expect to see, and the only reliable way to catch problems that only show up with real learners: timing that runs long, wording that confuses, or a sensitive situation the facilitator's guide didn't anticipate.</w:t>
       </w:r>
     </w:p>
     <w:tbl>
@@ -558,7 +558,7 @@
           <w:sz w:val="30"/>
           <w:szCs w:val="30"/>
         </w:rPr>
-        <w:t xml:space="preserve">2. Before You Begin — Permissions and Ethics</w:t>
+        <w:t xml:space="preserve">2. Before You Begin: Permissions and Ethics</w:t>
       </w:r>
     </w:p>
     <w:p>
@@ -577,7 +577,7 @@
           <w:sz w:val="21"/>
           <w:szCs w:val="21"/>
         </w:rPr>
-        <w:t xml:space="preserve">Get written authorisation from the school's Head Teacher before running any session — this is a pilot of unapproved material, not yet a CDC-endorsed reader.</w:t>
+        <w:t xml:space="preserve">Get written authorisation from the school's Head Teacher before running any session; this is a pilot of unapproved material, not yet a CDC-endorsed reader.</w:t>
       </w:r>
     </w:p>
     <w:p>
@@ -615,7 +615,7 @@
           <w:sz w:val="21"/>
           <w:szCs w:val="21"/>
         </w:rPr>
-        <w:t xml:space="preserve">Tell learners plainly that this is a trial version and their honest feedback — including criticism — is wanted and will be used to improve it.</w:t>
+        <w:t xml:space="preserve">Tell learners plainly that this is a trial version and their honest feedback, including criticism, is wanted and will be used to improve it.</w:t>
       </w:r>
     </w:p>
     <w:p>
@@ -692,7 +692,7 @@
           <w:sz w:val="21"/>
           <w:szCs w:val="21"/>
         </w:rPr>
-        <w:t xml:space="preserve">Two to three schools if possible, chosen to vary rather than to flatter the workbook — at least one under-resourced setting, to genuinely test Section 9 of the facilitator's guide (adaptations for schools without enough printed copies or a photocopier).</w:t>
+        <w:t xml:space="preserve">Two to three schools if possible, chosen to vary rather than to flatter the workbook: at least one under-resourced setting, to genuinely test Section 9 of the facilitator's guide (adaptations for schools without enough printed copies or a photocopier).</w:t>
       </w:r>
     </w:p>
     <w:p>
@@ -768,7 +768,7 @@
           <w:sz w:val="21"/>
           <w:szCs w:val="21"/>
         </w:rPr>
-        <w:t xml:space="preserve">Adjust freely to the school calendar and to how quickly Sessions 1–3 can actually be scheduled — the exact weeks below are illustrative, not a requirement.</w:t>
+        <w:t xml:space="preserve">Adjust freely to the school calendar and to how quickly Sessions 1–3 can actually be scheduled; the exact weeks below are illustrative, not a requirement.</w:t>
       </w:r>
     </w:p>
     <w:tbl>
@@ -1147,7 +1147,7 @@
           <w:sz w:val="21"/>
           <w:szCs w:val="21"/>
         </w:rPr>
-        <w:t xml:space="preserve">Complete one row per session, during or immediately after running it — memory of exact timing and confusing moments fades fast.</w:t>
+        <w:t xml:space="preserve">Complete one row per session, during or immediately after running it; memory of exact timing and confusing moments fades fast.</w:t>
       </w:r>
     </w:p>
     <w:tbl>
@@ -1826,7 +1826,7 @@
           <w:sz w:val="21"/>
           <w:szCs w:val="21"/>
         </w:rPr>
-        <w:t xml:space="preserve">No name field. Hand out after Session 3. Read each statement aloud if literacy varies, and remind learners this is about the workbook, not about them — there are no wrong answers here either.</w:t>
+        <w:t xml:space="preserve">No name field. Hand out after Session 3. Read each statement aloud if literacy varies, and remind learners this is about the workbook, not about them; there are no wrong answers here either.</w:t>
       </w:r>
     </w:p>
     <w:tbl>
@@ -3410,7 +3410,7 @@
           <w:sz w:val="21"/>
           <w:szCs w:val="21"/>
         </w:rPr>
-        <w:t xml:space="preserve">Fill this in only after the pilot has actually taken place. This is the page most worth attaching to the CDC submission package — it is the evidence that Sections 1–7 above exist to produce.</w:t>
+        <w:t xml:space="preserve">Fill this in only after the pilot has actually taken place. This is the page most worth attaching to the CDC submission package: it is the evidence that Sections 1–7 above exist to produce.</w:t>
       </w:r>
     </w:p>
     <w:tbl>
@@ -3709,7 +3709,7 @@
                 <w:sz w:val="18"/>
                 <w:szCs w:val="18"/>
               </w:rPr>
-              <w:t xml:space="preserve">Key findings — timing</w:t>
+              <w:t xml:space="preserve">Key findings: timing</w:t>
             </w:r>
           </w:p>
         </w:tc>
@@ -3772,7 +3772,7 @@
                 <w:sz w:val="18"/>
                 <w:szCs w:val="18"/>
               </w:rPr>
-              <w:t xml:space="preserve">Key findings — comprehension issues found and fixed</w:t>
+              <w:t xml:space="preserve">Key findings: comprehension issues found and fixed</w:t>
             </w:r>
           </w:p>
         </w:tc>
@@ -3835,7 +3835,7 @@
                 <w:sz w:val="18"/>
                 <w:szCs w:val="18"/>
               </w:rPr>
-              <w:t xml:space="preserve">Key findings — sensitive situations encountered and how handled</w:t>
+              <w:t xml:space="preserve">Key findings: sensitive situations encountered and how handled</w:t>
             </w:r>
           </w:p>
         </w:tc>
@@ -4535,7 +4535,7 @@
         <w:sz w:val="16"/>
         <w:szCs w:val="16"/>
       </w:rPr>
-      <w:t xml:space="preserve">Pathway Orientation — Pilot Plan &amp; Feedback Toolkit</w:t>
+      <w:t xml:space="preserve">Pathway Orientation: Pilot Plan &amp; Feedback Toolkit</w:t>
     </w:r>
   </w:p>
 </w:hdr>
